--- a/_implementation-notes/evening-series/handouts/FotH Pilot Session 10 Homework Handout DRAFT v1.docx
+++ b/_implementation-notes/evening-series/handouts/FotH Pilot Session 10 Homework Handout DRAFT v1.docx
@@ -19,6 +19,20 @@
       </w:r>
     </w:p>
     <w:bookmarkStart w:id="9" w:name="the-practice-week-one"/>
+    <w:p>
+      <w:pPr>
+        <w:spacing w:after="140"/>
+      </w:pPr>
+      <w:r>
+        <w:rPr>
+          <w:i/>
+          <w:iCs/>
+          <w:sz w:val="20"/>
+          <w:szCs w:val="20"/>
+        </w:rPr>
+        <w:t xml:space="preserve">The standing practice, every day of the whole journey — morning, five minutes: “Lord, what are you up to today, and what do you want me to notice?” Evening, one journal line: “What did I notice today?”</w:t>
+      </w:r>
+    </w:p>
     <w:p>
       <w:pPr>
         <w:pStyle w:val="Heading2"/>

--- a/_implementation-notes/evening-series/handouts/FotH Pilot Session 10 Homework Handout DRAFT v1.docx
+++ b/_implementation-notes/evening-series/handouts/FotH Pilot Session 10 Homework Handout DRAFT v1.docx
@@ -18,40 +18,24 @@
         </w:pict>
       </w:r>
     </w:p>
-    <w:bookmarkStart w:id="9" w:name="the-practice-week-one"/>
     <w:p>
       <w:pPr>
         <w:spacing w:after="140"/>
       </w:pPr>
       <w:r>
         <w:rPr>
-          <w:i/>
-          <w:iCs/>
-          <w:sz w:val="20"/>
-          <w:szCs w:val="20"/>
+          <w:b/>
+          <w:bCs/>
         </w:rPr>
-        <w:t xml:space="preserve">The standing practice, every day of the whole journey — morning, five minutes: “Lord, what are you up to today, and what do you want me to notice?” Evening, one journal line: “What did I notice today?”</w:t>
+        <w:t xml:space="preserve">The standing practice — every day, both weeks. </w:t>
+      </w:r>
+      <w:r>
+        <w:t xml:space="preserve">Morning, five minutes: “Lord, what are you up to today, and what do you want me to notice?” Evening, one journal line: “What did I notice today?”</w:t>
       </w:r>
     </w:p>
     <w:p>
       <w:pPr>
-        <w:pStyle w:val="Heading2"/>
-      </w:pPr>
-      <w:r>
-        <w:t xml:space="preserve">1. The practice — week one</w:t>
-      </w:r>
-    </w:p>
-    <w:p>
-      <w:pPr>
-        <w:pStyle w:val="FirstParagraph"/>
-      </w:pPr>
-      <w:r>
-        <w:t xml:space="preserve">Keep the garden rhythm — two returns this week, 5–10 minutes each. Journal each visit.</w:t>
-      </w:r>
-    </w:p>
-    <w:p>
-      <w:pPr>
-        <w:pStyle w:val="BodyText"/>
+        <w:spacing w:after="140"/>
       </w:pPr>
       <w:r>
         <w:rPr>
@@ -59,16 +43,6 @@
           <w:bCs/>
         </w:rPr>
         <w:t xml:space="preserve">Week one</w:t>
-      </w:r>
-      <w:r>
-        <w:t xml:space="preserve"> </w:t>
-      </w:r>
-      <w:r>
-        <w:rPr>
-          <w:i/>
-          <w:iCs/>
-        </w:rPr>
-        <w:t xml:space="preserve">(one box per day; if the practice asks for fewer, check the days you did it)</w:t>
       </w:r>
     </w:p>
     <w:tbl>
@@ -262,107 +236,9 @@
         </w:tc>
       </w:tr>
     </w:tbl>
-    <w:bookmarkEnd w:id="9"/>
-    <w:bookmarkStart w:id="10" w:name="the-end-of-week-one-check-in"/>
     <w:p>
       <w:pPr>
-        <w:pStyle w:val="Heading2"/>
-      </w:pPr>
-      <w:r>
-        <w:t xml:space="preserve">2. The end-of-week-one check-in</w:t>
-      </w:r>
-    </w:p>
-    <w:p>
-      <w:pPr>
-        <w:pStyle w:val="FirstParagraph"/>
-      </w:pPr>
-      <w:r>
-        <w:t xml:space="preserve">My check-in partner for this cycle is:</w:t>
-      </w:r>
-      <w:r>
-        <w:t xml:space="preserve"> </w:t>
-      </w:r>
-      <w:r>
-        <w:rPr>
-          <w:b/>
-          <w:bCs/>
-        </w:rPr>
-        <w:t xml:space="preserve">______________________</w:t>
-      </w:r>
-      <w:r>
-        <w:t xml:space="preserve"> </w:t>
-      </w:r>
-      <w:r>
-        <w:rPr>
-          <w:i/>
-          <w:iCs/>
-        </w:rPr>
-        <w:t xml:space="preserve">(named aloud at commissioning; a new partner each cycle)</w:t>
-      </w:r>
-    </w:p>
-    <w:p>
-      <w:pPr>
-        <w:pStyle w:val="BodyText"/>
-      </w:pPr>
-      <w:r>
-        <w:t xml:space="preserve">At the end of week one, connect with your partner and report how it’s going</w:t>
-      </w:r>
-      <w:r>
-        <w:t xml:space="preserve"> </w:t>
-      </w:r>
-      <w:r>
-        <w:t xml:space="preserve">against the practice. A text, a call, or a hallway conversation all count.</w:t>
-      </w:r>
-      <w:r>
-        <w:t xml:space="preserve"> </w:t>
-      </w:r>
-      <w:r>
-        <w:t xml:space="preserve">You are not grading each other; you are expecting each other.</w:t>
-      </w:r>
-      <w:r>
-        <w:t xml:space="preserve"> </w:t>
-      </w:r>
-      <w:r>
-        <w:rPr>
-          <w:b/>
-          <w:bCs/>
-        </w:rPr>
-        <w:t xml:space="preserve">Done:</w:t>
-      </w:r>
-      <w:r>
-        <w:t xml:space="preserve"> </w:t>
-      </w:r>
-      <w:r>
-        <w:t xml:space="preserve">☐</w:t>
-      </w:r>
-    </w:p>
-    <w:bookmarkEnd w:id="10"/>
-    <w:bookmarkStart w:id="11" w:name="the-practice-week-two"/>
-    <w:p>
-      <w:pPr>
-        <w:pStyle w:val="Heading2"/>
-      </w:pPr>
-      <w:r>
-        <w:t xml:space="preserve">3. The practice — week two</w:t>
-      </w:r>
-    </w:p>
-    <w:p>
-      <w:pPr>
-        <w:pStyle w:val="FirstParagraph"/>
-      </w:pPr>
-      <w:r>
-        <w:t xml:space="preserve">Continue or deepen the same practice, as the session specifies; journal</w:t>
-      </w:r>
-      <w:r>
-        <w:t xml:space="preserve"> </w:t>
-      </w:r>
-      <w:r>
-        <w:t xml:space="preserve">what happens.</w:t>
-      </w:r>
-    </w:p>
-    <w:p>
-      <w:pPr>
-        <w:pStyle w:val="BodyText"/>
+        <w:spacing w:after="140"/>
       </w:pPr>
       <w:r>
         <w:rPr>
@@ -563,14 +439,27 @@
         </w:tc>
       </w:tr>
     </w:tbl>
-    <w:bookmarkEnd w:id="11"/>
-    <w:bookmarkStart w:id="12" w:name="one-sentence-of-preparation"/>
     <w:p>
       <w:pPr>
+        <w:spacing w:after="140"/>
+      </w:pPr>
+      <w:r>
+        <w:rPr>
+          <w:i/>
+          <w:iCs/>
+          <w:sz w:val="20"/>
+          <w:szCs w:val="20"/>
+        </w:rPr>
+        <w:t xml:space="preserve">One box per day. A missed box is never a failure — it is an invitation to return.</w:t>
+      </w:r>
+    </w:p>
+    <w:bookmarkStart w:id="9" w:name="the-practice-week-one"/>
+    <w:p>
+      <w:pPr>
         <w:pStyle w:val="Heading2"/>
       </w:pPr>
       <w:r>
-        <w:t xml:space="preserve">4. One sentence of preparation</w:t>
+        <w:t xml:space="preserve">1. The practice — week one</w:t>
       </w:r>
     </w:p>
     <w:p>
@@ -578,7 +467,65 @@
         <w:pStyle w:val="FirstParagraph"/>
       </w:pPr>
       <w:r>
-        <w:t xml:space="preserve">Set at commissioning from the session’s materials.</w:t>
+        <w:t xml:space="preserve">Keep the garden rhythm — two returns this week, 5–10 minutes each. Journal each visit.</w:t>
+      </w:r>
+    </w:p>
+    <w:bookmarkEnd w:id="9"/>
+    <w:bookmarkStart w:id="10" w:name="the-end-of-week-one-check-in"/>
+    <w:p>
+      <w:pPr>
+        <w:pStyle w:val="Heading2"/>
+      </w:pPr>
+      <w:r>
+        <w:t xml:space="preserve">2. The end-of-week-one check-in</w:t>
+      </w:r>
+    </w:p>
+    <w:p>
+      <w:pPr>
+        <w:pStyle w:val="FirstParagraph"/>
+      </w:pPr>
+      <w:r>
+        <w:t xml:space="preserve">My check-in partner for this cycle is:</w:t>
+      </w:r>
+      <w:r>
+        <w:t xml:space="preserve"> </w:t>
+      </w:r>
+      <w:r>
+        <w:rPr>
+          <w:b/>
+          <w:bCs/>
+        </w:rPr>
+        <w:t xml:space="preserve">______________________</w:t>
+      </w:r>
+      <w:r>
+        <w:t xml:space="preserve"> </w:t>
+      </w:r>
+      <w:r>
+        <w:rPr>
+          <w:i/>
+          <w:iCs/>
+        </w:rPr>
+        <w:t xml:space="preserve">(named aloud at commissioning; a new partner each cycle)</w:t>
+      </w:r>
+    </w:p>
+    <w:p>
+      <w:pPr>
+        <w:pStyle w:val="BodyText"/>
+      </w:pPr>
+      <w:r>
+        <w:t xml:space="preserve">At the end of week one, connect with your partner and report how it’s going</w:t>
+      </w:r>
+      <w:r>
+        <w:t xml:space="preserve"> </w:t>
+      </w:r>
+      <w:r>
+        <w:t xml:space="preserve">against the practice. A text, a call, or a hallway conversation all count.</w:t>
+      </w:r>
+      <w:r>
+        <w:t xml:space="preserve"> </w:t>
+      </w:r>
+      <w:r>
+        <w:t xml:space="preserve">You are not grading each other; you are expecting each other.</w:t>
       </w:r>
       <w:r>
         <w:t xml:space="preserve"> </w:t>
@@ -597,23 +544,69 @@
         <w:t xml:space="preserve">☐</w:t>
       </w:r>
     </w:p>
+    <w:bookmarkEnd w:id="10"/>
+    <w:bookmarkStart w:id="11" w:name="the-practice-week-two"/>
+    <w:p>
+      <w:pPr>
+        <w:pStyle w:val="Heading2"/>
+      </w:pPr>
+      <w:r>
+        <w:t xml:space="preserve">3. The practice — week two</w:t>
+      </w:r>
+    </w:p>
+    <w:p>
+      <w:pPr>
+        <w:pStyle w:val="FirstParagraph"/>
+      </w:pPr>
+      <w:r>
+        <w:t xml:space="preserve">Continue or deepen the same practice, as the session specifies; journal</w:t>
+      </w:r>
+      <w:r>
+        <w:t xml:space="preserve"> </w:t>
+      </w:r>
+      <w:r>
+        <w:t xml:space="preserve">what happens.</w:t>
+      </w:r>
+    </w:p>
+    <w:bookmarkEnd w:id="11"/>
+    <w:bookmarkStart w:id="12" w:name="one-sentence-of-preparation"/>
+    <w:p>
+      <w:pPr>
+        <w:pStyle w:val="Heading2"/>
+      </w:pPr>
+      <w:r>
+        <w:t xml:space="preserve">4. One sentence of preparation</w:t>
+      </w:r>
+    </w:p>
+    <w:p>
+      <w:pPr>
+        <w:pStyle w:val="FirstParagraph"/>
+      </w:pPr>
+      <w:r>
+        <w:t xml:space="preserve">Set at commissioning from the session’s materials.</w:t>
+      </w:r>
+      <w:r>
+        <w:t xml:space="preserve"> </w:t>
+      </w:r>
+      <w:r>
+        <w:rPr>
+          <w:b/>
+          <w:bCs/>
+        </w:rPr>
+        <w:t xml:space="preserve">Done:</w:t>
+      </w:r>
+      <w:r>
+        <w:t xml:space="preserve"> </w:t>
+      </w:r>
+      <w:r>
+        <w:t xml:space="preserve">☐</w:t>
+      </w:r>
+    </w:p>
     <w:p>
       <w:r>
         <w:pict>
           <v:rect style="width:0;height:1.5pt" o:hralign="center" o:hrstd="t" o:hr="t"/>
         </w:pict>
-      </w:r>
-    </w:p>
-    <w:p>
-      <w:pPr>
-        <w:pStyle w:val="FirstParagraph"/>
-      </w:pPr>
-      <w:r>
-        <w:rPr>
-          <w:i/>
-          <w:iCs/>
-        </w:rPr>
-        <w:t xml:space="preserve">A missed box is never a failure — it is an invitation to return.</w:t>
       </w:r>
     </w:p>
     <w:bookmarkEnd w:id="12"/>

--- a/_implementation-notes/evening-series/handouts/FotH Pilot Session 10 Homework Handout DRAFT v1.docx
+++ b/_implementation-notes/evening-series/handouts/FotH Pilot Session 10 Homework Handout DRAFT v1.docx
@@ -459,7 +459,7 @@
         <w:pStyle w:val="Heading2"/>
       </w:pPr>
       <w:r>
-        <w:t xml:space="preserve">1. The practice — week one</w:t>
+        <w:t>1. The homework practice — week one</w:t>
       </w:r>
     </w:p>
     <w:p>
@@ -551,7 +551,7 @@
         <w:pStyle w:val="Heading2"/>
       </w:pPr>
       <w:r>
-        <w:t xml:space="preserve">3. The practice — week two</w:t>
+        <w:t>3. The homework practice — week two</w:t>
       </w:r>
     </w:p>
     <w:p>
